--- a/content/blog/Why “a nice place to work” doesn’t just happen.md.docx
+++ b/content/blog/Why “a nice place to work” doesn’t just happen.md.docx
@@ -5,6 +5,382 @@
   <w:body>
     <w:p>
       <w:pPr>
+        <w:pStyle w:val="Normal"/>
+        <w:rPr>
+          <w:rFonts w:ascii="FreeSans" w:hAnsi="FreeSans"/>
+          <w:b w:val="false"/>
+          <w:bCs w:val="false"/>
+          <w:color w:val="C9211E"/>
+          <w:shd w:fill="auto" w:val="clear"/>
+        </w:rPr>
+      </w:pPr>
+      <w:r>
+        <w:rPr>
+          <w:rFonts w:ascii="FreeSans" w:hAnsi="FreeSans"/>
+          <w:b w:val="false"/>
+          <w:bCs w:val="false"/>
+          <w:color w:val="C9211E"/>
+          <w:shd w:fill="auto" w:val="clear"/>
+        </w:rPr>
+        <w:t>---</w:t>
+      </w:r>
+    </w:p>
+    <w:p>
+      <w:pPr>
+        <w:pStyle w:val="Normal"/>
+        <w:rPr>
+          <w:rFonts w:ascii="FreeSans" w:hAnsi="FreeSans"/>
+          <w:b w:val="false"/>
+          <w:bCs w:val="false"/>
+          <w:color w:val="C9211E"/>
+          <w:shd w:fill="auto" w:val="clear"/>
+        </w:rPr>
+      </w:pPr>
+      <w:r>
+        <w:rPr>
+          <w:rFonts w:ascii="FreeSans" w:hAnsi="FreeSans"/>
+          <w:b w:val="false"/>
+          <w:bCs w:val="false"/>
+          <w:color w:val="C9211E"/>
+          <w:shd w:fill="auto" w:val="clear"/>
+        </w:rPr>
+        <w:t>date: '</w:t>
+      </w:r>
+      <w:r>
+        <w:rPr>
+          <w:rFonts w:ascii="FreeSans" w:hAnsi="FreeSans"/>
+          <w:b w:val="false"/>
+          <w:bCs w:val="false"/>
+          <w:color w:val="C9211E"/>
+          <w:shd w:fill="auto" w:val="clear"/>
+        </w:rPr>
+        <w:t>2026</w:t>
+      </w:r>
+      <w:r>
+        <w:rPr>
+          <w:rFonts w:ascii="FreeSans" w:hAnsi="FreeSans"/>
+          <w:b w:val="false"/>
+          <w:bCs w:val="false"/>
+          <w:color w:val="C9211E"/>
+          <w:shd w:fill="auto" w:val="clear"/>
+        </w:rPr>
+        <w:t>-</w:t>
+      </w:r>
+      <w:r>
+        <w:rPr>
+          <w:rFonts w:ascii="FreeSans" w:hAnsi="FreeSans"/>
+          <w:b w:val="false"/>
+          <w:bCs w:val="false"/>
+          <w:color w:val="C9211E"/>
+          <w:shd w:fill="auto" w:val="clear"/>
+        </w:rPr>
+        <w:t>07</w:t>
+      </w:r>
+      <w:r>
+        <w:rPr>
+          <w:rFonts w:ascii="FreeSans" w:hAnsi="FreeSans"/>
+          <w:b w:val="false"/>
+          <w:bCs w:val="false"/>
+          <w:color w:val="C9211E"/>
+          <w:shd w:fill="auto" w:val="clear"/>
+        </w:rPr>
+        <w:t>-</w:t>
+      </w:r>
+      <w:r>
+        <w:rPr>
+          <w:rFonts w:ascii="FreeSans" w:hAnsi="FreeSans"/>
+          <w:b w:val="false"/>
+          <w:bCs w:val="false"/>
+          <w:color w:val="C9211E"/>
+          <w:shd w:fill="auto" w:val="clear"/>
+        </w:rPr>
+        <w:t>03</w:t>
+      </w:r>
+      <w:r>
+        <w:rPr>
+          <w:rFonts w:ascii="FreeSans" w:hAnsi="FreeSans"/>
+          <w:b w:val="false"/>
+          <w:bCs w:val="false"/>
+          <w:color w:val="C9211E"/>
+          <w:shd w:fill="auto" w:val="clear"/>
+        </w:rPr>
+        <w:t>'</w:t>
+      </w:r>
+    </w:p>
+    <w:p>
+      <w:pPr>
+        <w:pStyle w:val="Normal"/>
+        <w:rPr>
+          <w:rFonts w:ascii="Open Sans;sans-serif" w:hAnsi="Open Sans;sans-serif"/>
+          <w:b w:val="false"/>
+          <w:bCs w:val="false"/>
+          <w:i w:val="false"/>
+          <w:caps w:val="false"/>
+          <w:smallCaps w:val="false"/>
+          <w:color w:val="C9211E"/>
+          <w:spacing w:val="0"/>
+          <w:sz w:val="21"/>
+          <w:shd w:fill="auto" w:val="clear"/>
+        </w:rPr>
+      </w:pPr>
+      <w:r>
+        <w:rPr>
+          <w:rFonts w:ascii="Open Sans;sans-serif" w:hAnsi="Open Sans;sans-serif"/>
+          <w:b w:val="false"/>
+          <w:bCs w:val="false"/>
+          <w:i w:val="false"/>
+          <w:caps w:val="false"/>
+          <w:smallCaps w:val="false"/>
+          <w:color w:val="C9211E"/>
+          <w:spacing w:val="0"/>
+          <w:sz w:val="21"/>
+          <w:shd w:fill="auto" w:val="clear"/>
+        </w:rPr>
+        <w:t xml:space="preserve">title: Why “a nice place to work” doesn’t just happen </w:t>
+      </w:r>
+    </w:p>
+    <w:p>
+      <w:pPr>
+        <w:pStyle w:val="Normal"/>
+        <w:rPr>
+          <w:rFonts w:ascii="FreeSans" w:hAnsi="FreeSans"/>
+          <w:b w:val="false"/>
+          <w:bCs w:val="false"/>
+          <w:i w:val="false"/>
+          <w:caps w:val="false"/>
+          <w:smallCaps w:val="false"/>
+          <w:strike w:val="false"/>
+          <w:dstrike w:val="false"/>
+          <w:color w:val="C9211E"/>
+          <w:spacing w:val="0"/>
+          <w:sz w:val="24"/>
+          <w:u w:val="none"/>
+          <w:effect w:val="none"/>
+          <w:shd w:fill="auto" w:val="clear"/>
+        </w:rPr>
+      </w:pPr>
+      <w:r>
+        <w:rPr>
+          <w:rFonts w:ascii="FreeSans" w:hAnsi="FreeSans"/>
+          <w:b w:val="false"/>
+          <w:bCs w:val="false"/>
+          <w:i w:val="false"/>
+          <w:caps w:val="false"/>
+          <w:smallCaps w:val="false"/>
+          <w:strike w:val="false"/>
+          <w:dstrike w:val="false"/>
+          <w:color w:val="C9211E"/>
+          <w:spacing w:val="0"/>
+          <w:sz w:val="24"/>
+          <w:u w:val="none"/>
+          <w:effect w:val="none"/>
+          <w:shd w:fill="auto" w:val="clear"/>
+        </w:rPr>
+        <w:t>tags: [</w:t>
+      </w:r>
+      <w:r>
+        <w:rPr>
+          <w:rFonts w:ascii="FreeSans" w:hAnsi="FreeSans"/>
+          <w:b w:val="false"/>
+          <w:bCs w:val="false"/>
+          <w:i w:val="false"/>
+          <w:caps w:val="false"/>
+          <w:smallCaps w:val="false"/>
+          <w:strike w:val="false"/>
+          <w:dstrike w:val="false"/>
+          <w:color w:val="C9211E"/>
+          <w:spacing w:val="0"/>
+          <w:sz w:val="24"/>
+          <w:u w:val="none"/>
+          <w:effect w:val="none"/>
+          <w:shd w:fill="auto" w:val="clear"/>
+        </w:rPr>
+        <w:t>zerodha</w:t>
+      </w:r>
+      <w:r>
+        <w:rPr>
+          <w:rFonts w:ascii="FreeSans" w:hAnsi="FreeSans"/>
+          <w:b w:val="false"/>
+          <w:bCs w:val="false"/>
+          <w:i w:val="false"/>
+          <w:caps w:val="false"/>
+          <w:smallCaps w:val="false"/>
+          <w:strike w:val="false"/>
+          <w:dstrike w:val="false"/>
+          <w:color w:val="C9211E"/>
+          <w:spacing w:val="0"/>
+          <w:sz w:val="24"/>
+          <w:u w:val="none"/>
+          <w:effect w:val="none"/>
+          <w:shd w:fill="auto" w:val="clear"/>
+        </w:rPr>
+        <w:t>,</w:t>
+      </w:r>
+      <w:r>
+        <w:rPr>
+          <w:rFonts w:ascii="FreeSans" w:hAnsi="FreeSans"/>
+          <w:b w:val="false"/>
+          <w:bCs w:val="false"/>
+          <w:i w:val="false"/>
+          <w:caps w:val="false"/>
+          <w:smallCaps w:val="false"/>
+          <w:strike w:val="false"/>
+          <w:dstrike w:val="false"/>
+          <w:color w:val="C9211E"/>
+          <w:spacing w:val="0"/>
+          <w:sz w:val="24"/>
+          <w:u w:val="none"/>
+          <w:effect w:val="none"/>
+          <w:shd w:fill="auto" w:val="clear"/>
+        </w:rPr>
+        <w:t>business</w:t>
+      </w:r>
+      <w:r>
+        <w:rPr>
+          <w:rFonts w:ascii="FreeSans" w:hAnsi="FreeSans"/>
+          <w:b w:val="false"/>
+          <w:bCs w:val="false"/>
+          <w:i w:val="false"/>
+          <w:caps w:val="false"/>
+          <w:smallCaps w:val="false"/>
+          <w:strike w:val="false"/>
+          <w:dstrike w:val="false"/>
+          <w:color w:val="C9211E"/>
+          <w:spacing w:val="0"/>
+          <w:sz w:val="24"/>
+          <w:u w:val="none"/>
+          <w:effect w:val="none"/>
+          <w:shd w:fill="auto" w:val="clear"/>
+        </w:rPr>
+        <w:t>]</w:t>
+      </w:r>
+    </w:p>
+    <w:p>
+      <w:pPr>
+        <w:pStyle w:val="Normal"/>
+        <w:rPr>
+          <w:rFonts w:ascii="FreeSans" w:hAnsi="FreeSans"/>
+          <w:b w:val="false"/>
+          <w:bCs w:val="false"/>
+          <w:color w:val="C9211E"/>
+          <w:shd w:fill="auto" w:val="clear"/>
+        </w:rPr>
+      </w:pPr>
+      <w:r>
+        <w:rPr>
+          <w:rFonts w:ascii="FreeSans" w:hAnsi="FreeSans"/>
+          <w:b w:val="false"/>
+          <w:bCs w:val="false"/>
+          <w:color w:val="C9211E"/>
+          <w:shd w:fill="auto" w:val="clear"/>
+        </w:rPr>
+        <w:t>author: nithin</w:t>
+      </w:r>
+    </w:p>
+    <w:p>
+      <w:pPr>
+        <w:pStyle w:val="Normal"/>
+        <w:bidi w:val="0"/>
+        <w:rPr>
+          <w:rFonts w:ascii="FreeSans" w:hAnsi="FreeSans"/>
+          <w:b w:val="false"/>
+          <w:bCs w:val="false"/>
+          <w:color w:val="C9211E"/>
+          <w:shd w:fill="auto" w:val="clear"/>
+        </w:rPr>
+      </w:pPr>
+      <w:r>
+        <w:rPr>
+          <w:rFonts w:ascii="FreeSans" w:hAnsi="FreeSans"/>
+          <w:b w:val="false"/>
+          <w:bCs w:val="false"/>
+          <w:color w:val="C9211E"/>
+          <w:shd w:fill="auto" w:val="clear"/>
+        </w:rPr>
+        <w:t xml:space="preserve">link: </w:t>
+      </w:r>
+    </w:p>
+    <w:p>
+      <w:pPr>
+        <w:pStyle w:val="Normal"/>
+        <w:rPr>
+          <w:rFonts w:ascii="FreeSans" w:hAnsi="FreeSans"/>
+          <w:b w:val="false"/>
+          <w:bCs w:val="false"/>
+          <w:color w:val="C9211E"/>
+          <w:shd w:fill="auto" w:val="clear"/>
+        </w:rPr>
+      </w:pPr>
+      <w:r>
+        <w:rPr>
+          <w:rFonts w:ascii="FreeSans" w:hAnsi="FreeSans"/>
+          <w:b w:val="false"/>
+          <w:bCs w:val="false"/>
+          <w:color w:val="C9211E"/>
+          <w:shd w:fill="auto" w:val="clear"/>
+        </w:rPr>
+        <w:t>post_type: tweet</w:t>
+      </w:r>
+    </w:p>
+    <w:p>
+      <w:pPr>
+        <w:pStyle w:val="Normal"/>
+        <w:bidi w:val="0"/>
+        <w:rPr/>
+      </w:pPr>
+      <w:r>
+        <w:rPr>
+          <w:rFonts w:ascii="FreeSans" w:hAnsi="FreeSans"/>
+          <w:b w:val="false"/>
+          <w:bCs w:val="false"/>
+          <w:color w:val="C9211E"/>
+          <w:shd w:fill="auto" w:val="clear"/>
+        </w:rPr>
+        <w:t>description:  Zerodha only exists in its</w:t>
+      </w:r>
+      <w:r>
+        <w:rPr>
+          <w:rFonts w:ascii="FreeSans" w:hAnsi="FreeSans"/>
+          <w:b w:val="false"/>
+          <w:bCs w:val="false"/>
+          <w:i w:val="false"/>
+          <w:caps w:val="false"/>
+          <w:smallCaps w:val="false"/>
+          <w:strike w:val="false"/>
+          <w:dstrike w:val="false"/>
+          <w:color w:val="C9211E"/>
+          <w:spacing w:val="0"/>
+          <w:sz w:val="26"/>
+          <w:u w:val="none"/>
+          <w:effect w:val="none"/>
+          <w:shd w:fill="auto" w:val="clear"/>
+        </w:rPr>
+        <w:t>...</w:t>
+      </w:r>
+    </w:p>
+    <w:p>
+      <w:pPr>
+        <w:pStyle w:val="Normal"/>
+        <w:rPr>
+          <w:rFonts w:ascii="FreeSans" w:hAnsi="FreeSans"/>
+          <w:b w:val="false"/>
+          <w:bCs w:val="false"/>
+          <w:color w:val="C9211E"/>
+          <w:shd w:fill="auto" w:val="clear"/>
+        </w:rPr>
+      </w:pPr>
+      <w:r>
+        <w:rPr>
+          <w:rFonts w:ascii="FreeSans" w:hAnsi="FreeSans"/>
+          <w:b w:val="false"/>
+          <w:bCs w:val="false"/>
+          <w:color w:val="C9211E"/>
+          <w:shd w:fill="auto" w:val="clear"/>
+        </w:rPr>
+      </w:r>
+    </w:p>
+    <w:p>
+      <w:pPr>
         <w:pStyle w:val="Heading1"/>
         <w:shd w:val="clear" w:fill="FFFFFF"/>
         <w:spacing w:lineRule="auto" w:line="288" w:before="0" w:after="0"/>
@@ -16,21 +392,20 @@
           <w:szCs w:val="39"/>
         </w:rPr>
       </w:pPr>
-      <w:hyperlink r:id="rId2">
-        <w:bookmarkStart w:id="0" w:name="_kgamun5maysc"/>
-        <w:bookmarkEnd w:id="0"/>
-        <w:r>
-          <w:rPr>
-            <w:rStyle w:val="Style3"/>
-            <w:b/>
-            <w:bCs/>
-            <w:color w:val="222222"/>
-            <w:sz w:val="39"/>
-            <w:szCs w:val="39"/>
-          </w:rPr>
-          <w:t xml:space="preserve">Why “a nice place to work” doesn’t just happen </w:t>
-        </w:r>
-      </w:hyperlink>
+      <w:bookmarkStart w:id="0" w:name="_kgamun5maysc"/>
+      <w:bookmarkEnd w:id="0"/>
+      <w:r>
+        <w:rPr>
+          <w:rFonts w:ascii="FreeSans" w:hAnsi="FreeSans"/>
+          <w:b w:val="false"/>
+          <w:bCs w:val="false"/>
+          <w:color w:val="C9211E"/>
+          <w:sz w:val="39"/>
+          <w:szCs w:val="39"/>
+          <w:shd w:fill="auto" w:val="clear"/>
+        </w:rPr>
+        <w:t>---</w:t>
+      </w:r>
     </w:p>
     <w:p>
       <w:pPr>
